--- a/tillsynsmail/A 30799-2025 tillsynsbegäran mail.docx
+++ b/tillsynsmail/A 30799-2025 tillsynsbegäran mail.docx
@@ -14,7 +14,7 @@
     </w:p>
     <w:p>
       <w:r>
-        <w:t>I det avverkningsanmälda området har 15 naturvårdsarter varav 7 rödlistade arter hittats.</w:t>
+        <w:t>I det avverkningsanmälda området har 16 naturvårdsarter varav 8 rödlistade arter hittats.</w:t>
       </w:r>
     </w:p>
     <w:p>

--- a/tillsynsmail/A 30799-2025 tillsynsbegäran mail.docx
+++ b/tillsynsmail/A 30799-2025 tillsynsbegäran mail.docx
@@ -14,7 +14,7 @@
     </w:p>
     <w:p>
       <w:r>
-        <w:t>I det avverkningsanmälda området har 25 naturvårdsarter varav 14 rödlistade arter hittats.</w:t>
+        <w:t>I det avverkningsanmälda området har 26 naturvårdsarter varav 15 rödlistade arter hittats.</w:t>
       </w:r>
     </w:p>
     <w:p>

--- a/tillsynsmail/A 30799-2025 tillsynsbegäran mail.docx
+++ b/tillsynsmail/A 30799-2025 tillsynsbegäran mail.docx
@@ -14,7 +14,7 @@
     </w:p>
     <w:p>
       <w:r>
-        <w:t>I det avverkningsanmälda området har 26 naturvårdsarter varav 15 rödlistade arter hittats.</w:t>
+        <w:t>I det avverkningsanmälda området har 31 naturvårdsarter varav 15 rödlistade arter hittats.</w:t>
       </w:r>
     </w:p>
     <w:p>

--- a/tillsynsmail/A 30799-2025 tillsynsbegäran mail.docx
+++ b/tillsynsmail/A 30799-2025 tillsynsbegäran mail.docx
@@ -14,7 +14,7 @@
     </w:p>
     <w:p>
       <w:r>
-        <w:t>I det avverkningsanmälda området har 31 naturvårdsarter varav 15 rödlistade arter hittats.</w:t>
+        <w:t>I det avverkningsanmälda området har 35 naturvårdsarter varav 23 rödlistade arter hittats.</w:t>
       </w:r>
     </w:p>
     <w:p>
